--- a/docs/ArcoTime-Flyer.docx
+++ b/docs/ArcoTime-Flyer.docx
@@ -414,7 +414,7 @@
           <w:sz w:val="26"/>
           <w:szCs w:val="26"/>
         </w:rPr>
-        <w:t xml:space="preserve">  Ab CHF 7.– bis CHF 9.– pro Monat und Benutzer  </w:t>
+        <w:t xml:space="preserve">  Ab CHF 11.– bis CHF 15.– pro Monat und Benutzer  </w:t>
       </w:r>
     </w:p>
     <w:p>
@@ -435,7 +435,7 @@
           <w:sz w:val="19"/>
           <w:szCs w:val="19"/>
         </w:rPr>
-        <w:t xml:space="preserve">  gestaffelt nach Anzahl Lizenzen  ·  14 Tage kostenlos testen  </w:t>
+        <w:t xml:space="preserve">  gestaffelt nach Anzahl Lizenzen, exkl. MWST  ·  30 Tage kostenlos testen  </w:t>
       </w:r>
     </w:p>
     <w:p>
@@ -709,7 +709,7 @@
           <w:sz w:val="19"/>
           <w:szCs w:val="19"/>
         </w:rPr>
-        <w:t xml:space="preserve">Oder direkt online registrieren und 14 Tage kostenlos testen: </w:t>
+        <w:t xml:space="preserve">Oder direkt online registrieren und 30 Tage kostenlos testen: </w:t>
       </w:r>
       <w:r>
         <w:rPr>

--- a/docs/ArcoTime-Flyer.docx
+++ b/docs/ArcoTime-Flyer.docx
@@ -720,7 +720,7 @@
           <w:sz w:val="19"/>
           <w:szCs w:val="19"/>
         </w:rPr>
-        <w:t xml:space="preserve">arco-time.vercel.app/registrieren</w:t>
+        <w:t xml:space="preserve">arcotime.ch/registrieren</w:t>
       </w:r>
     </w:p>
     <w:p>
